--- a/docs/开发规范.docx
+++ b/docs/开发规范.docx
@@ -6,7 +6,7 @@
       <w:pPr>
         <w:pStyle w:val="a3"/>
         <w:rPr>
-          <w:rFonts w:ascii="宋体" w:eastAsia="宋体" w:hAnsi="宋体"/>
+          <w:rFonts w:ascii="宋体" w:eastAsia="宋体" w:hAnsi="宋体" w:hint="eastAsia"/>
           <w:b/>
           <w:bCs/>
         </w:rPr>
@@ -24,7 +24,7 @@
       <w:pPr>
         <w:pStyle w:val="1"/>
         <w:rPr>
-          <w:rFonts w:ascii="宋体" w:eastAsia="宋体" w:hAnsi="宋体"/>
+          <w:rFonts w:ascii="宋体" w:eastAsia="宋体" w:hAnsi="宋体" w:hint="eastAsia"/>
           <w:b/>
           <w:bCs/>
           <w:color w:val="auto"/>
@@ -47,7 +47,7 @@
     <w:p>
       <w:pPr>
         <w:rPr>
-          <w:rFonts w:ascii="宋体" w:eastAsia="宋体" w:hAnsi="宋体"/>
+          <w:rFonts w:ascii="宋体" w:eastAsia="宋体" w:hAnsi="宋体" w:hint="eastAsia"/>
         </w:rPr>
       </w:pPr>
       <w:r>
@@ -78,7 +78,7 @@
             <w:pPr>
               <w:spacing w:after="160" w:line="278" w:lineRule="auto"/>
               <w:rPr>
-                <w:rFonts w:ascii="宋体" w:eastAsia="宋体" w:hAnsi="宋体"/>
+                <w:rFonts w:ascii="宋体" w:eastAsia="宋体" w:hAnsi="宋体" w:hint="eastAsia"/>
               </w:rPr>
             </w:pPr>
             <w:r>
@@ -100,7 +100,7 @@
             <w:pPr>
               <w:spacing w:after="160" w:line="278" w:lineRule="auto"/>
               <w:rPr>
-                <w:rFonts w:ascii="宋体" w:eastAsia="宋体" w:hAnsi="宋体"/>
+                <w:rFonts w:ascii="宋体" w:eastAsia="宋体" w:hAnsi="宋体" w:hint="eastAsia"/>
               </w:rPr>
             </w:pPr>
             <w:r>
@@ -122,7 +122,7 @@
             <w:pPr>
               <w:spacing w:after="160" w:line="278" w:lineRule="auto"/>
               <w:rPr>
-                <w:rFonts w:ascii="宋体" w:eastAsia="宋体" w:hAnsi="宋体"/>
+                <w:rFonts w:ascii="宋体" w:eastAsia="宋体" w:hAnsi="宋体" w:hint="eastAsia"/>
               </w:rPr>
             </w:pPr>
             <w:r>
@@ -146,7 +146,7 @@
             <w:pPr>
               <w:spacing w:after="160" w:line="278" w:lineRule="auto"/>
               <w:rPr>
-                <w:rFonts w:ascii="宋体" w:eastAsia="宋体" w:hAnsi="宋体"/>
+                <w:rFonts w:ascii="宋体" w:eastAsia="宋体" w:hAnsi="宋体" w:hint="eastAsia"/>
               </w:rPr>
             </w:pPr>
             <w:r>
@@ -168,7 +168,7 @@
             <w:pPr>
               <w:spacing w:after="160" w:line="278" w:lineRule="auto"/>
               <w:rPr>
-                <w:rFonts w:ascii="宋体" w:eastAsia="宋体" w:hAnsi="宋体"/>
+                <w:rFonts w:ascii="宋体" w:eastAsia="宋体" w:hAnsi="宋体" w:hint="eastAsia"/>
               </w:rPr>
             </w:pPr>
             <w:r>
@@ -188,7 +188,7 @@
             <w:pPr>
               <w:spacing w:after="160" w:line="278" w:lineRule="auto"/>
               <w:rPr>
-                <w:rFonts w:ascii="宋体" w:eastAsia="宋体" w:hAnsi="宋体"/>
+                <w:rFonts w:ascii="宋体" w:eastAsia="宋体" w:hAnsi="宋体" w:hint="eastAsia"/>
               </w:rPr>
             </w:pPr>
             <w:r>
@@ -218,7 +218,7 @@
             <w:pPr>
               <w:spacing w:after="160" w:line="278" w:lineRule="auto"/>
               <w:rPr>
-                <w:rFonts w:ascii="宋体" w:eastAsia="宋体" w:hAnsi="宋体"/>
+                <w:rFonts w:ascii="宋体" w:eastAsia="宋体" w:hAnsi="宋体" w:hint="eastAsia"/>
               </w:rPr>
             </w:pPr>
             <w:r>
@@ -240,7 +240,7 @@
             <w:pPr>
               <w:spacing w:after="160" w:line="278" w:lineRule="auto"/>
               <w:rPr>
-                <w:rFonts w:ascii="宋体" w:eastAsia="宋体" w:hAnsi="宋体"/>
+                <w:rFonts w:ascii="宋体" w:eastAsia="宋体" w:hAnsi="宋体" w:hint="eastAsia"/>
               </w:rPr>
             </w:pPr>
             <w:r>
@@ -260,7 +260,7 @@
             <w:pPr>
               <w:spacing w:after="160" w:line="278" w:lineRule="auto"/>
               <w:rPr>
-                <w:rFonts w:ascii="宋体" w:eastAsia="宋体" w:hAnsi="宋体"/>
+                <w:rFonts w:ascii="宋体" w:eastAsia="宋体" w:hAnsi="宋体" w:hint="eastAsia"/>
               </w:rPr>
             </w:pPr>
             <w:r>
@@ -282,7 +282,7 @@
             <w:pPr>
               <w:spacing w:after="160" w:line="278" w:lineRule="auto"/>
               <w:rPr>
-                <w:rFonts w:ascii="宋体" w:eastAsia="宋体" w:hAnsi="宋体"/>
+                <w:rFonts w:ascii="宋体" w:eastAsia="宋体" w:hAnsi="宋体" w:hint="eastAsia"/>
               </w:rPr>
             </w:pPr>
             <w:r>
@@ -304,7 +304,7 @@
             <w:pPr>
               <w:spacing w:after="160" w:line="278" w:lineRule="auto"/>
               <w:rPr>
-                <w:rFonts w:ascii="宋体" w:eastAsia="宋体" w:hAnsi="宋体"/>
+                <w:rFonts w:ascii="宋体" w:eastAsia="宋体" w:hAnsi="宋体" w:hint="eastAsia"/>
               </w:rPr>
             </w:pPr>
             <w:r>
@@ -324,7 +324,7 @@
             <w:pPr>
               <w:spacing w:after="160" w:line="278" w:lineRule="auto"/>
               <w:rPr>
-                <w:rFonts w:ascii="宋体" w:eastAsia="宋体" w:hAnsi="宋体"/>
+                <w:rFonts w:ascii="宋体" w:eastAsia="宋体" w:hAnsi="宋体" w:hint="eastAsia"/>
               </w:rPr>
             </w:pPr>
             <w:r>
@@ -340,7 +340,7 @@
     <w:p>
       <w:pPr>
         <w:rPr>
-          <w:rFonts w:ascii="宋体" w:eastAsia="宋体" w:hAnsi="宋体"/>
+          <w:rFonts w:ascii="宋体" w:eastAsia="宋体" w:hAnsi="宋体" w:hint="eastAsia"/>
         </w:rPr>
       </w:pPr>
       <w:r>
@@ -369,7 +369,7 @@
       <w:pPr>
         <w:pStyle w:val="1"/>
         <w:rPr>
-          <w:rFonts w:ascii="宋体" w:eastAsia="宋体" w:hAnsi="宋体"/>
+          <w:rFonts w:ascii="宋体" w:eastAsia="宋体" w:hAnsi="宋体" w:hint="eastAsia"/>
           <w:b/>
           <w:bCs/>
           <w:color w:val="auto"/>
@@ -472,7 +472,7 @@
           <w:numId w:val="1"/>
         </w:numPr>
         <w:rPr>
-          <w:rFonts w:ascii="宋体" w:eastAsia="宋体" w:hAnsi="宋体"/>
+          <w:rFonts w:ascii="宋体" w:eastAsia="宋体" w:hAnsi="宋体" w:hint="eastAsia"/>
         </w:rPr>
       </w:pPr>
       <w:r>
@@ -518,7 +518,7 @@
           <w:numId w:val="1"/>
         </w:numPr>
         <w:rPr>
-          <w:rFonts w:ascii="宋体" w:eastAsia="宋体" w:hAnsi="宋体"/>
+          <w:rFonts w:ascii="宋体" w:eastAsia="宋体" w:hAnsi="宋体" w:hint="eastAsia"/>
         </w:rPr>
       </w:pPr>
       <w:r>
@@ -610,7 +610,7 @@
           <w:numId w:val="1"/>
         </w:numPr>
         <w:rPr>
-          <w:rFonts w:ascii="宋体" w:eastAsia="宋体" w:hAnsi="宋体"/>
+          <w:rFonts w:ascii="宋体" w:eastAsia="宋体" w:hAnsi="宋体" w:hint="eastAsia"/>
         </w:rPr>
       </w:pPr>
       <w:r>
@@ -635,7 +635,7 @@
           <w:numId w:val="1"/>
         </w:numPr>
         <w:rPr>
-          <w:rFonts w:ascii="宋体" w:eastAsia="宋体" w:hAnsi="宋体"/>
+          <w:rFonts w:ascii="宋体" w:eastAsia="宋体" w:hAnsi="宋体" w:hint="eastAsia"/>
         </w:rPr>
       </w:pPr>
       <w:r>
@@ -660,7 +660,7 @@
           <w:numId w:val="1"/>
         </w:numPr>
         <w:rPr>
-          <w:rFonts w:ascii="宋体" w:eastAsia="宋体" w:hAnsi="宋体"/>
+          <w:rFonts w:ascii="宋体" w:eastAsia="宋体" w:hAnsi="宋体" w:hint="eastAsia"/>
         </w:rPr>
       </w:pPr>
       <w:r>
@@ -705,7 +705,7 @@
             <w:pPr>
               <w:spacing w:after="160" w:line="278" w:lineRule="auto"/>
               <w:rPr>
-                <w:rFonts w:ascii="宋体" w:eastAsia="宋体" w:hAnsi="宋体"/>
+                <w:rFonts w:ascii="宋体" w:eastAsia="宋体" w:hAnsi="宋体" w:hint="eastAsia"/>
               </w:rPr>
             </w:pPr>
             <w:r>
@@ -727,7 +727,7 @@
             <w:pPr>
               <w:spacing w:after="160" w:line="278" w:lineRule="auto"/>
               <w:rPr>
-                <w:rFonts w:ascii="宋体" w:eastAsia="宋体" w:hAnsi="宋体"/>
+                <w:rFonts w:ascii="宋体" w:eastAsia="宋体" w:hAnsi="宋体" w:hint="eastAsia"/>
               </w:rPr>
             </w:pPr>
             <w:r>
@@ -750,7 +750,7 @@
               <w:spacing w:after="160" w:line="278" w:lineRule="auto"/>
               <w:ind w:left="1440"/>
               <w:rPr>
-                <w:rFonts w:ascii="宋体" w:eastAsia="宋体" w:hAnsi="宋体"/>
+                <w:rFonts w:ascii="宋体" w:eastAsia="宋体" w:hAnsi="宋体" w:hint="eastAsia"/>
               </w:rPr>
             </w:pPr>
             <w:r>
@@ -774,7 +774,7 @@
             <w:pPr>
               <w:spacing w:after="160" w:line="278" w:lineRule="auto"/>
               <w:rPr>
-                <w:rFonts w:ascii="宋体" w:eastAsia="宋体" w:hAnsi="宋体"/>
+                <w:rFonts w:ascii="宋体" w:eastAsia="宋体" w:hAnsi="宋体" w:hint="eastAsia"/>
               </w:rPr>
             </w:pPr>
             <w:r>
@@ -796,7 +796,7 @@
             <w:pPr>
               <w:spacing w:after="160" w:line="278" w:lineRule="auto"/>
               <w:rPr>
-                <w:rFonts w:ascii="宋体" w:eastAsia="宋体" w:hAnsi="宋体"/>
+                <w:rFonts w:ascii="宋体" w:eastAsia="宋体" w:hAnsi="宋体" w:hint="eastAsia"/>
               </w:rPr>
             </w:pPr>
             <w:r>
@@ -816,7 +816,7 @@
             <w:pPr>
               <w:spacing w:after="160" w:line="278" w:lineRule="auto"/>
               <w:rPr>
-                <w:rFonts w:ascii="宋体" w:eastAsia="宋体" w:hAnsi="宋体"/>
+                <w:rFonts w:ascii="宋体" w:eastAsia="宋体" w:hAnsi="宋体" w:hint="eastAsia"/>
               </w:rPr>
             </w:pPr>
             <w:r>
@@ -838,7 +838,7 @@
             <w:pPr>
               <w:spacing w:after="160" w:line="278" w:lineRule="auto"/>
               <w:rPr>
-                <w:rFonts w:ascii="宋体" w:eastAsia="宋体" w:hAnsi="宋体"/>
+                <w:rFonts w:ascii="宋体" w:eastAsia="宋体" w:hAnsi="宋体" w:hint="eastAsia"/>
               </w:rPr>
             </w:pPr>
             <w:r>
@@ -861,7 +861,7 @@
             <w:pPr>
               <w:spacing w:after="160" w:line="278" w:lineRule="auto"/>
               <w:rPr>
-                <w:rFonts w:ascii="宋体" w:eastAsia="宋体" w:hAnsi="宋体"/>
+                <w:rFonts w:ascii="宋体" w:eastAsia="宋体" w:hAnsi="宋体" w:hint="eastAsia"/>
               </w:rPr>
             </w:pPr>
             <w:r>
@@ -881,7 +881,7 @@
             <w:pPr>
               <w:spacing w:after="160" w:line="278" w:lineRule="auto"/>
               <w:rPr>
-                <w:rFonts w:ascii="宋体" w:eastAsia="宋体" w:hAnsi="宋体"/>
+                <w:rFonts w:ascii="宋体" w:eastAsia="宋体" w:hAnsi="宋体" w:hint="eastAsia"/>
               </w:rPr>
             </w:pPr>
             <w:r>
@@ -903,7 +903,7 @@
             <w:pPr>
               <w:spacing w:after="160" w:line="278" w:lineRule="auto"/>
               <w:rPr>
-                <w:rFonts w:ascii="宋体" w:eastAsia="宋体" w:hAnsi="宋体"/>
+                <w:rFonts w:ascii="宋体" w:eastAsia="宋体" w:hAnsi="宋体" w:hint="eastAsia"/>
               </w:rPr>
             </w:pPr>
             <w:r>
@@ -925,7 +925,7 @@
             <w:pPr>
               <w:spacing w:after="160" w:line="278" w:lineRule="auto"/>
               <w:rPr>
-                <w:rFonts w:ascii="宋体" w:eastAsia="宋体" w:hAnsi="宋体"/>
+                <w:rFonts w:ascii="宋体" w:eastAsia="宋体" w:hAnsi="宋体" w:hint="eastAsia"/>
               </w:rPr>
             </w:pPr>
             <w:r>
@@ -945,7 +945,7 @@
             <w:pPr>
               <w:spacing w:after="160" w:line="278" w:lineRule="auto"/>
               <w:rPr>
-                <w:rFonts w:ascii="宋体" w:eastAsia="宋体" w:hAnsi="宋体"/>
+                <w:rFonts w:ascii="宋体" w:eastAsia="宋体" w:hAnsi="宋体" w:hint="eastAsia"/>
               </w:rPr>
             </w:pPr>
             <w:r>
@@ -967,7 +967,7 @@
             <w:pPr>
               <w:spacing w:after="160" w:line="278" w:lineRule="auto"/>
               <w:rPr>
-                <w:rFonts w:ascii="宋体" w:eastAsia="宋体" w:hAnsi="宋体"/>
+                <w:rFonts w:ascii="宋体" w:eastAsia="宋体" w:hAnsi="宋体" w:hint="eastAsia"/>
               </w:rPr>
             </w:pPr>
             <w:r>
@@ -989,7 +989,7 @@
             <w:pPr>
               <w:spacing w:after="160" w:line="278" w:lineRule="auto"/>
               <w:rPr>
-                <w:rFonts w:ascii="宋体" w:eastAsia="宋体" w:hAnsi="宋体"/>
+                <w:rFonts w:ascii="宋体" w:eastAsia="宋体" w:hAnsi="宋体" w:hint="eastAsia"/>
               </w:rPr>
             </w:pPr>
             <w:r>
@@ -1009,7 +1009,7 @@
             <w:pPr>
               <w:spacing w:after="160" w:line="278" w:lineRule="auto"/>
               <w:rPr>
-                <w:rFonts w:ascii="宋体" w:eastAsia="宋体" w:hAnsi="宋体"/>
+                <w:rFonts w:ascii="宋体" w:eastAsia="宋体" w:hAnsi="宋体" w:hint="eastAsia"/>
               </w:rPr>
             </w:pPr>
             <w:r>
@@ -1031,7 +1031,7 @@
             <w:pPr>
               <w:spacing w:after="160" w:line="278" w:lineRule="auto"/>
               <w:rPr>
-                <w:rFonts w:ascii="宋体" w:eastAsia="宋体" w:hAnsi="宋体"/>
+                <w:rFonts w:ascii="宋体" w:eastAsia="宋体" w:hAnsi="宋体" w:hint="eastAsia"/>
               </w:rPr>
             </w:pPr>
             <w:r>
@@ -1053,7 +1053,7 @@
             <w:pPr>
               <w:spacing w:after="160" w:line="278" w:lineRule="auto"/>
               <w:rPr>
-                <w:rFonts w:ascii="宋体" w:eastAsia="宋体" w:hAnsi="宋体"/>
+                <w:rFonts w:ascii="宋体" w:eastAsia="宋体" w:hAnsi="宋体" w:hint="eastAsia"/>
               </w:rPr>
             </w:pPr>
             <w:r>
@@ -1073,7 +1073,7 @@
             <w:pPr>
               <w:spacing w:after="160" w:line="278" w:lineRule="auto"/>
               <w:rPr>
-                <w:rFonts w:ascii="宋体" w:eastAsia="宋体" w:hAnsi="宋体"/>
+                <w:rFonts w:ascii="宋体" w:eastAsia="宋体" w:hAnsi="宋体" w:hint="eastAsia"/>
               </w:rPr>
             </w:pPr>
             <w:r>
@@ -1089,9 +1089,145 @@
     <w:p>
       <w:pPr>
         <w:rPr>
-          <w:rFonts w:ascii="宋体" w:eastAsia="宋体" w:hAnsi="宋体" w:hint="eastAsia"/>
-        </w:rPr>
-      </w:pPr>
+          <w:rFonts w:ascii="宋体" w:eastAsia="宋体" w:hAnsi="宋体"/>
+        </w:rPr>
+      </w:pPr>
+    </w:p>
+    <w:p>
+      <w:pPr>
+        <w:pStyle w:val="1"/>
+        <w:rPr>
+          <w:rFonts w:ascii="宋体" w:eastAsia="宋体" w:hAnsi="宋体" w:hint="eastAsia"/>
+          <w:b/>
+          <w:bCs/>
+          <w:color w:val="auto"/>
+          <w:sz w:val="44"/>
+          <w:szCs w:val="44"/>
+        </w:rPr>
+      </w:pPr>
+      <w:r>
+        <w:rPr>
+          <w:rFonts w:ascii="宋体" w:eastAsia="宋体" w:hAnsi="宋体" w:hint="eastAsia"/>
+          <w:b/>
+          <w:bCs/>
+          <w:color w:val="auto"/>
+          <w:sz w:val="44"/>
+          <w:szCs w:val="44"/>
+        </w:rPr>
+        <w:t>三</w:t>
+      </w:r>
+      <w:r>
+        <w:rPr>
+          <w:rFonts w:ascii="宋体" w:eastAsia="宋体" w:hAnsi="宋体"/>
+          <w:b/>
+          <w:bCs/>
+          <w:color w:val="auto"/>
+          <w:sz w:val="44"/>
+          <w:szCs w:val="44"/>
+        </w:rPr>
+        <w:t xml:space="preserve">、 </w:t>
+      </w:r>
+      <w:r>
+        <w:rPr>
+          <w:rFonts w:ascii="宋体" w:eastAsia="宋体" w:hAnsi="宋体" w:hint="eastAsia"/>
+          <w:b/>
+          <w:bCs/>
+          <w:color w:val="auto"/>
+          <w:sz w:val="44"/>
+          <w:szCs w:val="44"/>
+        </w:rPr>
+        <w:t>项目结构</w:t>
+      </w:r>
+    </w:p>
+    <w:p>
+      <w:pPr>
+        <w:pStyle w:val="a9"/>
+        <w:numPr>
+          <w:ilvl w:val="0"/>
+          <w:numId w:val="2"/>
+        </w:numPr>
+        <w:rPr>
+          <w:rFonts w:ascii="宋体" w:eastAsia="宋体" w:hAnsi="宋体"/>
+        </w:rPr>
+      </w:pPr>
+      <w:r>
+        <w:rPr>
+          <w:rFonts w:ascii="宋体" w:eastAsia="宋体" w:hAnsi="宋体" w:hint="eastAsia"/>
+        </w:rPr>
+        <w:t>按UI分功能模块，统一放在“</w:t>
+      </w:r>
+      <w:r>
+        <w:rPr>
+          <w:rFonts w:ascii="宋体" w:eastAsia="宋体" w:hAnsi="宋体"/>
+        </w:rPr>
+        <w:t>feature</w:t>
+      </w:r>
+      <w:r>
+        <w:rPr>
+          <w:rFonts w:ascii="宋体" w:eastAsia="宋体" w:hAnsi="宋体" w:hint="eastAsia"/>
+        </w:rPr>
+        <w:t>”包</w:t>
+      </w:r>
+      <w:r>
+        <w:rPr>
+          <w:rFonts w:ascii="宋体" w:eastAsia="宋体" w:hAnsi="宋体" w:hint="eastAsia"/>
+        </w:rPr>
+        <w:t>，非UI直接相关类另建相关包</w:t>
+      </w:r>
+    </w:p>
+    <w:p>
+      <w:pPr>
+        <w:pStyle w:val="a9"/>
+        <w:numPr>
+          <w:ilvl w:val="0"/>
+          <w:numId w:val="2"/>
+        </w:numPr>
+        <w:rPr>
+          <w:rFonts w:ascii="宋体" w:eastAsia="宋体" w:hAnsi="宋体" w:hint="eastAsia"/>
+        </w:rPr>
+      </w:pPr>
+      <w:r>
+        <w:rPr>
+          <w:rFonts w:ascii="宋体" w:eastAsia="宋体" w:hAnsi="宋体" w:hint="eastAsia"/>
+        </w:rPr>
+        <w:t>所有</w:t>
+      </w:r>
+      <w:r>
+        <w:rPr>
+          <w:rFonts w:ascii="宋体" w:eastAsia="宋体" w:hAnsi="宋体"/>
+        </w:rPr>
+        <w:t>Activity</w:t>
+      </w:r>
+      <w:r>
+        <w:rPr>
+          <w:rFonts w:ascii="宋体" w:eastAsia="宋体" w:hAnsi="宋体" w:hint="eastAsia"/>
+        </w:rPr>
+        <w:t>请继承自</w:t>
+      </w:r>
+      <w:r>
+        <w:rPr>
+          <w:rFonts w:ascii="宋体" w:eastAsia="宋体" w:hAnsi="宋体"/>
+        </w:rPr>
+        <w:t>BaseActivity</w:t>
+      </w:r>
+      <w:r>
+        <w:rPr>
+          <w:rFonts w:ascii="宋体" w:eastAsia="宋体" w:hAnsi="宋体" w:hint="eastAsia"/>
+        </w:rPr>
+        <w:t>并</w:t>
+      </w:r>
+      <w:r>
+        <w:rPr>
+          <w:rFonts w:ascii="宋体" w:eastAsia="宋体" w:hAnsi="宋体" w:hint="eastAsia"/>
+        </w:rPr>
+        <w:t>阅读</w:t>
+      </w:r>
+      <w:r>
+        <w:rPr>
+          <w:rFonts w:ascii="宋体" w:eastAsia="宋体" w:hAnsi="宋体" w:hint="eastAsia"/>
+        </w:rPr>
+        <w:t>注释</w:t>
+      </w:r>
     </w:p>
     <w:sectPr>
       <w:pgSz w:w="11906" w:h="16838"/>
@@ -1108,7 +1244,7 @@
   <w:abstractNum w:abstractNumId="0" w15:restartNumberingAfterBreak="0">
     <w:nsid w:val="5A135968"/>
     <w:multiLevelType w:val="multilevel"/>
-    <w:tmpl w:val="83420FFE"/>
+    <w:tmpl w:val="BD340978"/>
     <w:lvl w:ilvl="0">
       <w:start w:val="1"/>
       <w:numFmt w:val="decimal"/>
@@ -1120,6 +1256,10 @@
         </w:tabs>
         <w:ind w:left="720" w:hanging="360"/>
       </w:pPr>
+      <w:rPr>
+        <w:b/>
+        <w:bCs/>
+      </w:rPr>
     </w:lvl>
     <w:lvl w:ilvl="1">
       <w:start w:val="1"/>
@@ -1222,8 +1362,97 @@
       </w:pPr>
     </w:lvl>
   </w:abstractNum>
+  <w:abstractNum w:abstractNumId="1" w15:restartNumberingAfterBreak="0">
+    <w:nsid w:val="6A9C3C5B"/>
+    <w:multiLevelType w:val="hybridMultilevel"/>
+    <w:tmpl w:val="47B41504"/>
+    <w:lvl w:ilvl="0" w:tplc="0409000F">
+      <w:start w:val="1"/>
+      <w:numFmt w:val="decimal"/>
+      <w:lvlText w:val="%1."/>
+      <w:lvlJc w:val="left"/>
+      <w:pPr>
+        <w:ind w:left="440" w:hanging="440"/>
+      </w:pPr>
+    </w:lvl>
+    <w:lvl w:ilvl="1" w:tplc="04090019" w:tentative="1">
+      <w:start w:val="1"/>
+      <w:numFmt w:val="lowerLetter"/>
+      <w:lvlText w:val="%2)"/>
+      <w:lvlJc w:val="left"/>
+      <w:pPr>
+        <w:ind w:left="880" w:hanging="440"/>
+      </w:pPr>
+    </w:lvl>
+    <w:lvl w:ilvl="2" w:tplc="0409001B" w:tentative="1">
+      <w:start w:val="1"/>
+      <w:numFmt w:val="lowerRoman"/>
+      <w:lvlText w:val="%3."/>
+      <w:lvlJc w:val="right"/>
+      <w:pPr>
+        <w:ind w:left="1320" w:hanging="440"/>
+      </w:pPr>
+    </w:lvl>
+    <w:lvl w:ilvl="3" w:tplc="0409000F" w:tentative="1">
+      <w:start w:val="1"/>
+      <w:numFmt w:val="decimal"/>
+      <w:lvlText w:val="%4."/>
+      <w:lvlJc w:val="left"/>
+      <w:pPr>
+        <w:ind w:left="1760" w:hanging="440"/>
+      </w:pPr>
+    </w:lvl>
+    <w:lvl w:ilvl="4" w:tplc="04090019" w:tentative="1">
+      <w:start w:val="1"/>
+      <w:numFmt w:val="lowerLetter"/>
+      <w:lvlText w:val="%5)"/>
+      <w:lvlJc w:val="left"/>
+      <w:pPr>
+        <w:ind w:left="2200" w:hanging="440"/>
+      </w:pPr>
+    </w:lvl>
+    <w:lvl w:ilvl="5" w:tplc="0409001B" w:tentative="1">
+      <w:start w:val="1"/>
+      <w:numFmt w:val="lowerRoman"/>
+      <w:lvlText w:val="%6."/>
+      <w:lvlJc w:val="right"/>
+      <w:pPr>
+        <w:ind w:left="2640" w:hanging="440"/>
+      </w:pPr>
+    </w:lvl>
+    <w:lvl w:ilvl="6" w:tplc="0409000F" w:tentative="1">
+      <w:start w:val="1"/>
+      <w:numFmt w:val="decimal"/>
+      <w:lvlText w:val="%7."/>
+      <w:lvlJc w:val="left"/>
+      <w:pPr>
+        <w:ind w:left="3080" w:hanging="440"/>
+      </w:pPr>
+    </w:lvl>
+    <w:lvl w:ilvl="7" w:tplc="04090019" w:tentative="1">
+      <w:start w:val="1"/>
+      <w:numFmt w:val="lowerLetter"/>
+      <w:lvlText w:val="%8)"/>
+      <w:lvlJc w:val="left"/>
+      <w:pPr>
+        <w:ind w:left="3520" w:hanging="440"/>
+      </w:pPr>
+    </w:lvl>
+    <w:lvl w:ilvl="8" w:tplc="0409001B" w:tentative="1">
+      <w:start w:val="1"/>
+      <w:numFmt w:val="lowerRoman"/>
+      <w:lvlText w:val="%9."/>
+      <w:lvlJc w:val="right"/>
+      <w:pPr>
+        <w:ind w:left="3960" w:hanging="440"/>
+      </w:pPr>
+    </w:lvl>
+  </w:abstractNum>
   <w:num w:numId="1" w16cid:durableId="1678189441">
     <w:abstractNumId w:val="0"/>
+  </w:num>
+  <w:num w:numId="2" w16cid:durableId="282885778">
+    <w:abstractNumId w:val="1"/>
   </w:num>
 </w:numbering>
 </file>
@@ -2186,6 +2415,34 @@
       </w:tblBorders>
     </w:tblPr>
   </w:style>
+  <w:style w:type="paragraph" w:styleId="HTML">
+    <w:name w:val="HTML Preformatted"/>
+    <w:basedOn w:val="a"/>
+    <w:link w:val="HTML0"/>
+    <w:uiPriority w:val="99"/>
+    <w:semiHidden/>
+    <w:unhideWhenUsed/>
+    <w:rsid w:val="00C32A13"/>
+    <w:rPr>
+      <w:rFonts w:ascii="Courier New" w:hAnsi="Courier New" w:cs="Courier New"/>
+      <w:sz w:val="20"/>
+      <w:szCs w:val="20"/>
+    </w:rPr>
+  </w:style>
+  <w:style w:type="character" w:customStyle="1" w:styleId="HTML0">
+    <w:name w:val="HTML 预设格式 字符"/>
+    <w:basedOn w:val="a0"/>
+    <w:link w:val="HTML"/>
+    <w:uiPriority w:val="99"/>
+    <w:semiHidden/>
+    <w:rsid w:val="00C32A13"/>
+    <w:rPr>
+      <w:rFonts w:ascii="Courier New" w:hAnsi="Courier New" w:cs="Courier New"/>
+      <w:noProof/>
+      <w:sz w:val="20"/>
+      <w:szCs w:val="20"/>
+    </w:rPr>
+  </w:style>
 </w:styles>
 </file>
 
